--- a/Hilbert_Polya/audit/HPB_audit_canonization_2026-10-13_ru.docx
+++ b/Hilbert_Polya/audit/HPB_audit_canonization_2026-10-13_ru.docx
@@ -255,11 +255,7 @@
           </w:pPr>
           <w:r>
             <w:fldChar w:fldCharType="begin" w:dirty="true"/>
-          </w:r>
-          <w:r>
             <w:instrText xml:space="preserve">TOC \h \o "1-2"</w:instrText>
-          </w:r>
-          <w:r>
             <w:fldChar w:fldCharType="separate"/>
           </w:r>
           <w:hyperlink w:history="1" w:anchor="_Toc1">
@@ -279,952 +275,1134 @@
         </w:p>
         <w:p>
           <w:pPr>
-            <w:pStyle w:val="9"/>
+            <w:pStyle w:val="TOC1"/>
             <w:tabs>
-              <w:tab w:val="right" w:leader="dot" w:pos="9026"/>
+              <w:tab w:val="right" w:pos="8788" w:leader="dot"/>
             </w:tabs>
-            <w:spacing w:before="120" w:after="60"/>
           </w:pPr>
-          <w:r>
-            <w:t>1. Резюме</w:t>
-          </w:r>
-          <w:r>
-            <w:tab/>
-          </w:r>
-          <w:r>
-            <w:t>1</w:t>
-          </w:r>
+          <w:hyperlink w:history="1" w:anchor="_Toc2">
+            <w:r>
+              <w:t xml:space="preserve">2. Инвентаризация пакета</w:t>
+            </w:r>
+            <w:r>
+              <w:tab/>
+            </w:r>
+            <w:r>
+              <w:fldChar w:fldCharType="begin" w:dirty="true"/>
+              <w:instrText xml:space="preserve">PAGEREF _Toc2 \h</w:instrText>
+              <w:fldChar w:fldCharType="separate"/>
+              <w:fldChar w:fldCharType="end"/>
+            </w:r>
+          </w:hyperlink>
         </w:p>
         <w:p>
           <w:pPr>
-            <w:pStyle w:val="9"/>
+            <w:pStyle w:val="TOC1"/>
             <w:tabs>
-              <w:tab w:val="right" w:leader="dot" w:pos="9026"/>
+              <w:tab w:val="right" w:pos="8788" w:leader="dot"/>
             </w:tabs>
-            <w:spacing w:before="120" w:after="60"/>
           </w:pPr>
-          <w:r>
-            <w:t>2. Инвентаризация пакета</w:t>
-          </w:r>
-          <w:r>
-            <w:tab/>
-          </w:r>
-          <w:r>
-            <w:t>2</w:t>
-          </w:r>
+          <w:hyperlink w:history="1" w:anchor="_Toc3">
+            <w:r>
+              <w:t xml:space="preserve">3. Монографический слой: находки и канонизация</w:t>
+            </w:r>
+            <w:r>
+              <w:tab/>
+            </w:r>
+            <w:r>
+              <w:fldChar w:fldCharType="begin" w:dirty="true"/>
+              <w:instrText xml:space="preserve">PAGEREF _Toc3 \h</w:instrText>
+              <w:fldChar w:fldCharType="separate"/>
+              <w:fldChar w:fldCharType="end"/>
+            </w:r>
+          </w:hyperlink>
         </w:p>
         <w:p>
           <w:pPr>
-            <w:pStyle w:val="9"/>
+            <w:pStyle w:val="TOC2"/>
             <w:tabs>
-              <w:tab w:val="right" w:leader="dot" w:pos="9026"/>
+              <w:tab w:val="right" w:pos="8788" w:leader="dot"/>
             </w:tabs>
-            <w:spacing w:before="120" w:after="60"/>
+            <w:ind w:left="220"/>
           </w:pPr>
-          <w:r>
-            <w:t>3. Монографический слой: находки и канонизация</w:t>
-          </w:r>
-          <w:r>
-            <w:tab/>
-          </w:r>
-          <w:r>
-            <w:t>3</w:t>
-          </w:r>
+          <w:hyperlink w:history="1" w:anchor="_Toc4">
+            <w:r>
+              <w:t xml:space="preserve">3.1. Находки аудита</w:t>
+            </w:r>
+            <w:r>
+              <w:tab/>
+            </w:r>
+            <w:r>
+              <w:fldChar w:fldCharType="begin" w:dirty="true"/>
+              <w:instrText xml:space="preserve">PAGEREF _Toc4 \h</w:instrText>
+              <w:fldChar w:fldCharType="separate"/>
+              <w:fldChar w:fldCharType="end"/>
+            </w:r>
+          </w:hyperlink>
         </w:p>
         <w:p>
           <w:pPr>
-            <w:pStyle w:val="11"/>
-            <w:ind w:left="360"/>
+            <w:pStyle w:val="TOC2"/>
             <w:tabs>
-              <w:tab w:val="right" w:leader="dot" w:pos="9026"/>
+              <w:tab w:val="right" w:pos="8788" w:leader="dot"/>
             </w:tabs>
-            <w:spacing w:before="120" w:after="60"/>
+            <w:ind w:left="220"/>
           </w:pPr>
-          <w:r>
-            <w:t>3.1. Находки аудита</w:t>
-          </w:r>
-          <w:r>
-            <w:tab/>
-          </w:r>
-          <w:r>
-            <w:t>4</w:t>
-          </w:r>
+          <w:hyperlink w:history="1" w:anchor="_Toc5">
+            <w:r>
+              <w:t xml:space="preserve">3.2. Что сделано: канонический том</w:t>
+            </w:r>
+            <w:r>
+              <w:tab/>
+            </w:r>
+            <w:r>
+              <w:fldChar w:fldCharType="begin" w:dirty="true"/>
+              <w:instrText xml:space="preserve">PAGEREF _Toc5 \h</w:instrText>
+              <w:fldChar w:fldCharType="separate"/>
+              <w:fldChar w:fldCharType="end"/>
+            </w:r>
+          </w:hyperlink>
         </w:p>
         <w:p>
           <w:pPr>
-            <w:pStyle w:val="11"/>
-            <w:ind w:left="360"/>
+            <w:pStyle w:val="TOC1"/>
             <w:tabs>
-              <w:tab w:val="right" w:leader="dot" w:pos="9026"/>
+              <w:tab w:val="right" w:pos="8788" w:leader="dot"/>
             </w:tabs>
-            <w:spacing w:before="120" w:after="60"/>
           </w:pPr>
-          <w:r>
-            <w:t>3.2. Что сделано: канонический том</w:t>
-          </w:r>
-          <w:r>
-            <w:tab/>
-          </w:r>
-          <w:r>
-            <w:t>4</w:t>
-          </w:r>
+          <w:hyperlink w:history="1" w:anchor="_Toc6">
+            <w:r>
+              <w:t xml:space="preserve">4. Сверка чисел: content ↔ RESULTS ↔ preprint ↔ data</w:t>
+            </w:r>
+            <w:r>
+              <w:tab/>
+            </w:r>
+            <w:r>
+              <w:fldChar w:fldCharType="begin" w:dirty="true"/>
+              <w:instrText xml:space="preserve">PAGEREF _Toc6 \h</w:instrText>
+              <w:fldChar w:fldCharType="separate"/>
+              <w:fldChar w:fldCharType="end"/>
+            </w:r>
+          </w:hyperlink>
         </w:p>
         <w:p>
           <w:pPr>
-            <w:pStyle w:val="9"/>
+            <w:pStyle w:val="TOC1"/>
             <w:tabs>
-              <w:tab w:val="right" w:leader="dot" w:pos="9026"/>
+              <w:tab w:val="right" w:pos="8788" w:leader="dot"/>
             </w:tabs>
-            <w:spacing w:before="120" w:after="60"/>
           </w:pPr>
-          <w:r>
-            <w:t>4. Сверка чисел: content ↔ RESULTS ↔ preprint ↔ data</w:t>
-          </w:r>
-          <w:r>
-            <w:tab/>
-          </w:r>
-          <w:r>
-            <w:t>5</w:t>
-          </w:r>
+          <w:hyperlink w:history="1" w:anchor="_Toc7">
+            <w:r>
+              <w:t xml:space="preserve">5. Полный аудит видео «Zeros &amp; Gates: пиксельное декодирование»</w:t>
+            </w:r>
+            <w:r>
+              <w:tab/>
+            </w:r>
+            <w:r>
+              <w:fldChar w:fldCharType="begin" w:dirty="true"/>
+              <w:instrText xml:space="preserve">PAGEREF _Toc7 \h</w:instrText>
+              <w:fldChar w:fldCharType="separate"/>
+              <w:fldChar w:fldCharType="end"/>
+            </w:r>
+          </w:hyperlink>
         </w:p>
         <w:p>
           <w:pPr>
-            <w:pStyle w:val="9"/>
+            <w:pStyle w:val="TOC2"/>
             <w:tabs>
-              <w:tab w:val="right" w:leader="dot" w:pos="9026"/>
+              <w:tab w:val="right" w:pos="8788" w:leader="dot"/>
             </w:tabs>
-            <w:spacing w:before="120" w:after="60"/>
+            <w:ind w:left="220"/>
           </w:pPr>
-          <w:r>
-            <w:t>5. Полный аудит видео «Zeros &amp; Gates: пиксельное декодирование»</w:t>
-          </w:r>
-          <w:r>
-            <w:tab/>
-          </w:r>
-          <w:r>
-            <w:t>6</w:t>
-          </w:r>
+          <w:hyperlink w:history="1" w:anchor="_Toc8">
+            <w:r>
+              <w:t xml:space="preserve">5.1. Что представляет собой конвейер</w:t>
+            </w:r>
+            <w:r>
+              <w:tab/>
+            </w:r>
+            <w:r>
+              <w:fldChar w:fldCharType="begin" w:dirty="true"/>
+              <w:instrText xml:space="preserve">PAGEREF _Toc8 \h</w:instrText>
+              <w:fldChar w:fldCharType="separate"/>
+              <w:fldChar w:fldCharType="end"/>
+            </w:r>
+          </w:hyperlink>
         </w:p>
         <w:p>
           <w:pPr>
-            <w:pStyle w:val="11"/>
-            <w:ind w:left="360"/>
+            <w:pStyle w:val="TOC2"/>
             <w:tabs>
-              <w:tab w:val="right" w:leader="dot" w:pos="9026"/>
+              <w:tab w:val="right" w:pos="8788" w:leader="dot"/>
             </w:tabs>
-            <w:spacing w:before="120" w:after="60"/>
+            <w:ind w:left="220"/>
           </w:pPr>
-          <w:r>
-            <w:t>5.1. Что представляет собой конвейер</w:t>
-          </w:r>
-          <w:r>
-            <w:tab/>
-          </w:r>
-          <w:r>
-            <w:t>6</w:t>
-          </w:r>
+          <w:hyperlink w:history="1" w:anchor="_Toc9">
+            <w:r>
+              <w:t xml:space="preserve">5.2. Эмпирическая верификация (свежие прогоны)</w:t>
+            </w:r>
+            <w:r>
+              <w:tab/>
+            </w:r>
+            <w:r>
+              <w:fldChar w:fldCharType="begin" w:dirty="true"/>
+              <w:instrText xml:space="preserve">PAGEREF _Toc9 \h</w:instrText>
+              <w:fldChar w:fldCharType="separate"/>
+              <w:fldChar w:fldCharType="end"/>
+            </w:r>
+          </w:hyperlink>
         </w:p>
         <w:p>
           <w:pPr>
-            <w:pStyle w:val="11"/>
-            <w:ind w:left="360"/>
+            <w:pStyle w:val="TOC2"/>
             <w:tabs>
-              <w:tab w:val="right" w:leader="dot" w:pos="9026"/>
+              <w:tab w:val="right" w:pos="8788" w:leader="dot"/>
             </w:tabs>
-            <w:spacing w:before="120" w:after="60"/>
+            <w:ind w:left="220"/>
           </w:pPr>
-          <w:r>
-            <w:t>5.2. Эмпирическая верификация (свежие прогоны)</w:t>
-          </w:r>
-          <w:r>
-            <w:tab/>
-          </w:r>
-          <w:r>
-            <w:t>6</w:t>
-          </w:r>
+          <w:hyperlink w:history="1" w:anchor="_Toc10">
+            <w:r>
+              <w:t xml:space="preserve">5.3. Находки: дрейфы и пробелы воспроизводимости</w:t>
+            </w:r>
+            <w:r>
+              <w:tab/>
+            </w:r>
+            <w:r>
+              <w:fldChar w:fldCharType="begin" w:dirty="true"/>
+              <w:instrText xml:space="preserve">PAGEREF _Toc10 \h</w:instrText>
+              <w:fldChar w:fldCharType="separate"/>
+              <w:fldChar w:fldCharType="end"/>
+            </w:r>
+          </w:hyperlink>
         </w:p>
         <w:p>
           <w:pPr>
-            <w:pStyle w:val="11"/>
-            <w:ind w:left="360"/>
+            <w:pStyle w:val="TOC2"/>
             <w:tabs>
-              <w:tab w:val="right" w:leader="dot" w:pos="9026"/>
+              <w:tab w:val="right" w:pos="8788" w:leader="dot"/>
             </w:tabs>
-            <w:spacing w:before="120" w:after="60"/>
+            <w:ind w:left="220"/>
           </w:pPr>
-          <w:r>
-            <w:t>5.3. Находки: дрейфы и пробелы воспроизводимости</w:t>
-          </w:r>
-          <w:r>
-            <w:tab/>
-          </w:r>
-          <w:r>
-            <w:t>7</w:t>
-          </w:r>
+          <w:hyperlink w:history="1" w:anchor="_Toc11">
+            <w:r>
+              <w:t xml:space="preserve">5.4. Строго научный разбор: что видео доказывает и что нет</w:t>
+            </w:r>
+            <w:r>
+              <w:tab/>
+            </w:r>
+            <w:r>
+              <w:fldChar w:fldCharType="begin" w:dirty="true"/>
+              <w:instrText xml:space="preserve">PAGEREF _Toc11 \h</w:instrText>
+              <w:fldChar w:fldCharType="separate"/>
+              <w:fldChar w:fldCharType="end"/>
+            </w:r>
+          </w:hyperlink>
         </w:p>
         <w:p>
           <w:pPr>
-            <w:pStyle w:val="11"/>
-            <w:ind w:left="360"/>
+            <w:pStyle w:val="TOC2"/>
             <w:tabs>
-              <w:tab w:val="right" w:leader="dot" w:pos="9026"/>
+              <w:tab w:val="right" w:pos="8788" w:leader="dot"/>
             </w:tabs>
-            <w:spacing w:before="120" w:after="60"/>
+            <w:ind w:left="220"/>
           </w:pPr>
-          <w:r>
-            <w:t>5.4. Строго научный разбор: что видео доказывает и что нет</w:t>
-          </w:r>
-          <w:r>
-            <w:tab/>
-          </w:r>
-          <w:r>
-            <w:t>8</w:t>
-          </w:r>
+          <w:hyperlink w:history="1" w:anchor="_Toc12">
+            <w:r>
+              <w:t xml:space="preserve">5.5. Рекомендации по видео</w:t>
+            </w:r>
+            <w:r>
+              <w:tab/>
+            </w:r>
+            <w:r>
+              <w:fldChar w:fldCharType="begin" w:dirty="true"/>
+              <w:instrText xml:space="preserve">PAGEREF _Toc12 \h</w:instrText>
+              <w:fldChar w:fldCharType="separate"/>
+              <w:fldChar w:fldCharType="end"/>
+            </w:r>
+          </w:hyperlink>
         </w:p>
         <w:p>
           <w:pPr>
-            <w:pStyle w:val="11"/>
-            <w:ind w:left="360"/>
+            <w:pStyle w:val="TOC1"/>
             <w:tabs>
-              <w:tab w:val="right" w:leader="dot" w:pos="9026"/>
+              <w:tab w:val="right" w:pos="8788" w:leader="dot"/>
             </w:tabs>
-            <w:spacing w:before="120" w:after="60"/>
           </w:pPr>
-          <w:r>
-            <w:t>5.5. Рекомендации по видео</w:t>
-          </w:r>
-          <w:r>
-            <w:tab/>
-          </w:r>
-          <w:r>
-            <w:t>9</w:t>
-          </w:r>
+          <w:hyperlink w:history="1" w:anchor="_Toc13">
+            <w:r>
+              <w:t xml:space="preserve">5а. Математика пиксельного конвейера: разбор по звеньям</w:t>
+            </w:r>
+            <w:r>
+              <w:tab/>
+            </w:r>
+            <w:r>
+              <w:fldChar w:fldCharType="begin" w:dirty="true"/>
+              <w:instrText xml:space="preserve">PAGEREF _Toc13 \h</w:instrText>
+              <w:fldChar w:fldCharType="separate"/>
+              <w:fldChar w:fldCharType="end"/>
+            </w:r>
+          </w:hyperlink>
         </w:p>
         <w:p>
           <w:pPr>
-            <w:pStyle w:val="9"/>
+            <w:pStyle w:val="TOC2"/>
             <w:tabs>
-              <w:tab w:val="right" w:leader="dot" w:pos="9026"/>
+              <w:tab w:val="right" w:pos="8788" w:leader="dot"/>
             </w:tabs>
-            <w:spacing w:before="120" w:after="60"/>
+            <w:ind w:left="220"/>
           </w:pPr>
-          <w:r>
-            <w:t>5а. Математика пиксельного конвейера: разбор по звеньям</w:t>
-          </w:r>
-          <w:r>
-            <w:tab/>
-          </w:r>
-          <w:r>
-            <w:t>10</w:t>
-          </w:r>
+          <w:hyperlink w:history="1" w:anchor="_Toc14">
+            <w:r>
+              <w:t xml:space="preserve">5а.1. Обратная задача Якоби и её единственность</w:t>
+            </w:r>
+            <w:r>
+              <w:tab/>
+            </w:r>
+            <w:r>
+              <w:fldChar w:fldCharType="begin" w:dirty="true"/>
+              <w:instrText xml:space="preserve">PAGEREF _Toc14 \h</w:instrText>
+              <w:fldChar w:fldCharType="separate"/>
+              <w:fldChar w:fldCharType="end"/>
+            </w:r>
+          </w:hyperlink>
         </w:p>
         <w:p>
           <w:pPr>
-            <w:pStyle w:val="11"/>
-            <w:ind w:left="360"/>
+            <w:pStyle w:val="TOC2"/>
             <w:tabs>
-              <w:tab w:val="right" w:leader="dot" w:pos="9026"/>
+              <w:tab w:val="right" w:pos="8788" w:leader="dot"/>
             </w:tabs>
-            <w:spacing w:before="120" w:after="60"/>
+            <w:ind w:left="220"/>
           </w:pPr>
-          <w:r>
-            <w:t>5а.1. Обратная задача Якоби и её единственность</w:t>
-          </w:r>
-          <w:r>
-            <w:tab/>
-          </w:r>
-          <w:r>
-            <w:t>10</w:t>
-          </w:r>
+          <w:hyperlink w:history="1" w:anchor="_Toc15">
+            <w:r>
+              <w:t xml:space="preserve">5а.2. Квантование Q22 и его пол точности</w:t>
+            </w:r>
+            <w:r>
+              <w:tab/>
+            </w:r>
+            <w:r>
+              <w:fldChar w:fldCharType="begin" w:dirty="true"/>
+              <w:instrText xml:space="preserve">PAGEREF _Toc15 \h</w:instrText>
+              <w:fldChar w:fldCharType="separate"/>
+              <w:fldChar w:fldCharType="end"/>
+            </w:r>
+          </w:hyperlink>
         </w:p>
         <w:p>
           <w:pPr>
-            <w:pStyle w:val="11"/>
-            <w:ind w:left="360"/>
+            <w:pStyle w:val="TOC2"/>
             <w:tabs>
-              <w:tab w:val="right" w:leader="dot" w:pos="9026"/>
+              <w:tab w:val="right" w:pos="8788" w:leader="dot"/>
             </w:tabs>
-            <w:spacing w:before="120" w:after="60"/>
+            <w:ind w:left="220"/>
           </w:pPr>
-          <w:r>
-            <w:t>5а.2. Квантование Q22 и его пол точности</w:t>
-          </w:r>
-          <w:r>
-            <w:tab/>
-          </w:r>
-          <w:r>
-            <w:t>10</w:t>
-          </w:r>
+          <w:hyperlink w:history="1" w:anchor="_Toc16">
+            <w:r>
+              <w:t xml:space="preserve">5а.3. Дет-рекуррентность и устойчивость знакового скана</w:t>
+            </w:r>
+            <w:r>
+              <w:tab/>
+            </w:r>
+            <w:r>
+              <w:fldChar w:fldCharType="begin" w:dirty="true"/>
+              <w:instrText xml:space="preserve">PAGEREF _Toc16 \h</w:instrText>
+              <w:fldChar w:fldCharType="separate"/>
+              <w:fldChar w:fldCharType="end"/>
+            </w:r>
+          </w:hyperlink>
         </w:p>
         <w:p>
           <w:pPr>
-            <w:pStyle w:val="11"/>
-            <w:ind w:left="360"/>
+            <w:pStyle w:val="TOC2"/>
             <w:tabs>
-              <w:tab w:val="right" w:leader="dot" w:pos="9026"/>
+              <w:tab w:val="right" w:pos="8788" w:leader="dot"/>
             </w:tabs>
-            <w:spacing w:before="120" w:after="60"/>
+            <w:ind w:left="220"/>
           </w:pPr>
-          <w:r>
-            <w:t>5а.3. Дет-рекуррентность и устойчивость знакового скана</w:t>
-          </w:r>
-          <w:r>
-            <w:tab/>
-          </w:r>
-          <w:r>
-            <w:t>10</w:t>
-          </w:r>
+          <w:hyperlink w:history="1" w:anchor="_Toc17">
+            <w:r>
+              <w:t xml:space="preserve">5а.4. Witness-колонка как контроль целостности</w:t>
+            </w:r>
+            <w:r>
+              <w:tab/>
+            </w:r>
+            <w:r>
+              <w:fldChar w:fldCharType="begin" w:dirty="true"/>
+              <w:instrText xml:space="preserve">PAGEREF _Toc17 \h</w:instrText>
+              <w:fldChar w:fldCharType="separate"/>
+              <w:fldChar w:fldCharType="end"/>
+            </w:r>
+          </w:hyperlink>
         </w:p>
         <w:p>
           <w:pPr>
-            <w:pStyle w:val="11"/>
-            <w:ind w:left="360"/>
+            <w:pStyle w:val="TOC2"/>
             <w:tabs>
-              <w:tab w:val="right" w:leader="dot" w:pos="9026"/>
+              <w:tab w:val="right" w:pos="8788" w:leader="dot"/>
             </w:tabs>
-            <w:spacing w:before="120" w:after="60"/>
+            <w:ind w:left="220"/>
           </w:pPr>
-          <w:r>
-            <w:t>5а.4. Witness-колонка как контроль целостности</w:t>
-          </w:r>
-          <w:r>
-            <w:tab/>
-          </w:r>
-          <w:r>
-            <w:t>11</w:t>
-          </w:r>
+          <w:hyperlink w:history="1" w:anchor="_Toc18">
+            <w:r>
+              <w:t xml:space="preserve">5а.5. Сравнение с первым фильмом и общая драматургия</w:t>
+            </w:r>
+            <w:r>
+              <w:tab/>
+            </w:r>
+            <w:r>
+              <w:fldChar w:fldCharType="begin" w:dirty="true"/>
+              <w:instrText xml:space="preserve">PAGEREF _Toc18 \h</w:instrText>
+              <w:fldChar w:fldCharType="separate"/>
+              <w:fldChar w:fldCharType="end"/>
+            </w:r>
+          </w:hyperlink>
         </w:p>
         <w:p>
           <w:pPr>
-            <w:pStyle w:val="11"/>
-            <w:ind w:left="360"/>
+            <w:pStyle w:val="TOC1"/>
             <w:tabs>
-              <w:tab w:val="right" w:leader="dot" w:pos="9026"/>
+              <w:tab w:val="right" w:pos="8788" w:leader="dot"/>
             </w:tabs>
-            <w:spacing w:before="120" w:after="60"/>
           </w:pPr>
-          <w:r>
-            <w:t>5а.5. Сравнение с первым фильмом и общая драматургия</w:t>
-          </w:r>
-          <w:r>
-            <w:tab/>
-          </w:r>
-          <w:r>
-            <w:t>11</w:t>
-          </w:r>
+          <w:hyperlink w:history="1" w:anchor="_Toc19">
+            <w:r>
+              <w:t xml:space="preserve">6. Строго научный разбор пакета</w:t>
+            </w:r>
+            <w:r>
+              <w:tab/>
+            </w:r>
+            <w:r>
+              <w:fldChar w:fldCharType="begin" w:dirty="true"/>
+              <w:instrText xml:space="preserve">PAGEREF _Toc19 \h</w:instrText>
+              <w:fldChar w:fldCharType="separate"/>
+              <w:fldChar w:fldCharType="end"/>
+            </w:r>
+          </w:hyperlink>
         </w:p>
         <w:p>
           <w:pPr>
-            <w:pStyle w:val="9"/>
+            <w:pStyle w:val="TOC2"/>
             <w:tabs>
-              <w:tab w:val="right" w:leader="dot" w:pos="9026"/>
+              <w:tab w:val="right" w:pos="8788" w:leader="dot"/>
             </w:tabs>
-            <w:spacing w:before="120" w:after="60"/>
+            <w:ind w:left="220"/>
           </w:pPr>
-          <w:r>
-            <w:t>6. Строго научный разбор пакета</w:t>
-          </w:r>
-          <w:r>
-            <w:tab/>
-          </w:r>
-          <w:r>
-            <w:t>11</w:t>
-          </w:r>
+          <w:hyperlink w:history="1" w:anchor="_Toc20">
+            <w:r>
+              <w:t xml:space="preserve">6.1. Сильные стороны</w:t>
+            </w:r>
+            <w:r>
+              <w:tab/>
+            </w:r>
+            <w:r>
+              <w:fldChar w:fldCharType="begin" w:dirty="true"/>
+              <w:instrText xml:space="preserve">PAGEREF _Toc20 \h</w:instrText>
+              <w:fldChar w:fldCharType="separate"/>
+              <w:fldChar w:fldCharType="end"/>
+            </w:r>
+          </w:hyperlink>
         </w:p>
         <w:p>
           <w:pPr>
-            <w:pStyle w:val="11"/>
-            <w:ind w:left="360"/>
+            <w:pStyle w:val="TOC2"/>
             <w:tabs>
-              <w:tab w:val="right" w:leader="dot" w:pos="9026"/>
+              <w:tab w:val="right" w:pos="8788" w:leader="dot"/>
             </w:tabs>
-            <w:spacing w:before="120" w:after="60"/>
+            <w:ind w:left="220"/>
           </w:pPr>
-          <w:r>
-            <w:t>6.1. Сильные стороны</w:t>
-          </w:r>
-          <w:r>
-            <w:tab/>
-          </w:r>
-          <w:r>
-            <w:t>11</w:t>
-          </w:r>
+          <w:hyperlink w:history="1" w:anchor="_Toc21">
+            <w:r>
+              <w:t xml:space="preserve">6.2. Границы притязаний и риски</w:t>
+            </w:r>
+            <w:r>
+              <w:tab/>
+            </w:r>
+            <w:r>
+              <w:fldChar w:fldCharType="begin" w:dirty="true"/>
+              <w:instrText xml:space="preserve">PAGEREF _Toc21 \h</w:instrText>
+              <w:fldChar w:fldCharType="separate"/>
+              <w:fldChar w:fldCharType="end"/>
+            </w:r>
+          </w:hyperlink>
         </w:p>
         <w:p>
           <w:pPr>
-            <w:pStyle w:val="11"/>
-            <w:ind w:left="360"/>
+            <w:pStyle w:val="TOC1"/>
             <w:tabs>
-              <w:tab w:val="right" w:leader="dot" w:pos="9026"/>
+              <w:tab w:val="right" w:pos="8788" w:leader="dot"/>
             </w:tabs>
-            <w:spacing w:before="120" w:after="60"/>
           </w:pPr>
-          <w:r>
-            <w:t>6.2. Границы притязаний и риски</w:t>
-          </w:r>
-          <w:r>
-            <w:tab/>
-          </w:r>
-          <w:r>
-            <w:t>12</w:t>
-          </w:r>
+          <w:hyperlink w:history="1" w:anchor="_Toc22">
+            <w:r>
+              <w:t xml:space="preserve">6а. Разбор ключевых теорем: что именно доказано</w:t>
+            </w:r>
+            <w:r>
+              <w:tab/>
+            </w:r>
+            <w:r>
+              <w:fldChar w:fldCharType="begin" w:dirty="true"/>
+              <w:instrText xml:space="preserve">PAGEREF _Toc22 \h</w:instrText>
+              <w:fldChar w:fldCharType="separate"/>
+              <w:fldChar w:fldCharType="end"/>
+            </w:r>
+          </w:hyperlink>
         </w:p>
         <w:p>
           <w:pPr>
-            <w:pStyle w:val="9"/>
+            <w:pStyle w:val="TOC2"/>
             <w:tabs>
-              <w:tab w:val="right" w:leader="dot" w:pos="9026"/>
+              <w:tab w:val="right" w:pos="8788" w:leader="dot"/>
             </w:tabs>
-            <w:spacing w:before="120" w:after="60"/>
+            <w:ind w:left="220"/>
           </w:pPr>
-          <w:r>
-            <w:t>6а. Разбор ключевых теорем: что именно доказано</w:t>
-          </w:r>
-          <w:r>
-            <w:tab/>
-          </w:r>
-          <w:r>
-            <w:t>12</w:t>
-          </w:r>
+          <w:hyperlink w:history="1" w:anchor="_Toc23">
+            <w:r>
+              <w:t xml:space="preserve">6а.1. T6 и T11 — следовая ветвь</w:t>
+            </w:r>
+            <w:r>
+              <w:tab/>
+            </w:r>
+            <w:r>
+              <w:fldChar w:fldCharType="begin" w:dirty="true"/>
+              <w:instrText xml:space="preserve">PAGEREF _Toc23 \h</w:instrText>
+              <w:fldChar w:fldCharType="separate"/>
+              <w:fldChar w:fldCharType="end"/>
+            </w:r>
+          </w:hyperlink>
         </w:p>
         <w:p>
           <w:pPr>
-            <w:pStyle w:val="11"/>
-            <w:ind w:left="360"/>
+            <w:pStyle w:val="TOC2"/>
             <w:tabs>
-              <w:tab w:val="right" w:leader="dot" w:pos="9026"/>
+              <w:tab w:val="right" w:pos="8788" w:leader="dot"/>
             </w:tabs>
-            <w:spacing w:before="120" w:after="60"/>
+            <w:ind w:left="220"/>
           </w:pPr>
-          <w:r>
-            <w:t>6а.1. T6 и T11 — следовая ветвь</w:t>
-          </w:r>
-          <w:r>
-            <w:tab/>
-          </w:r>
-          <w:r>
-            <w:t>12</w:t>
-          </w:r>
+          <w:hyperlink w:history="1" w:anchor="_Toc24">
+            <w:r>
+              <w:t xml:space="preserve">6а.2. T12 и T13 — фазы и индекс</w:t>
+            </w:r>
+            <w:r>
+              <w:tab/>
+            </w:r>
+            <w:r>
+              <w:fldChar w:fldCharType="begin" w:dirty="true"/>
+              <w:instrText xml:space="preserve">PAGEREF _Toc24 \h</w:instrText>
+              <w:fldChar w:fldCharType="separate"/>
+              <w:fldChar w:fldCharType="end"/>
+            </w:r>
+          </w:hyperlink>
         </w:p>
         <w:p>
           <w:pPr>
-            <w:pStyle w:val="11"/>
-            <w:ind w:left="360"/>
+            <w:pStyle w:val="TOC2"/>
             <w:tabs>
-              <w:tab w:val="right" w:leader="dot" w:pos="9026"/>
+              <w:tab w:val="right" w:pos="8788" w:leader="dot"/>
             </w:tabs>
-            <w:spacing w:before="120" w:after="60"/>
+            <w:ind w:left="220"/>
           </w:pPr>
-          <w:r>
-            <w:t>6а.2. T12 и T13 — фазы и индекс</w:t>
-          </w:r>
-          <w:r>
-            <w:tab/>
-          </w:r>
-          <w:r>
-            <w:t>13</w:t>
-          </w:r>
+          <w:hyperlink w:history="1" w:anchor="_Toc25">
+            <w:r>
+              <w:t xml:space="preserve">6а.3. T14, T15–T17 — полоса, демаркация, класс</w:t>
+            </w:r>
+            <w:r>
+              <w:tab/>
+            </w:r>
+            <w:r>
+              <w:fldChar w:fldCharType="begin" w:dirty="true"/>
+              <w:instrText xml:space="preserve">PAGEREF _Toc25 \h</w:instrText>
+              <w:fldChar w:fldCharType="separate"/>
+              <w:fldChar w:fldCharType="end"/>
+            </w:r>
+          </w:hyperlink>
         </w:p>
         <w:p>
           <w:pPr>
-            <w:pStyle w:val="11"/>
-            <w:ind w:left="360"/>
+            <w:pStyle w:val="TOC2"/>
             <w:tabs>
-              <w:tab w:val="right" w:leader="dot" w:pos="9026"/>
+              <w:tab w:val="right" w:pos="8788" w:leader="dot"/>
             </w:tabs>
-            <w:spacing w:before="120" w:after="60"/>
+            <w:ind w:left="220"/>
           </w:pPr>
-          <w:r>
-            <w:t>6а.3. T14, T15–T17 — полоса, демаркация, класс</w:t>
-          </w:r>
-          <w:r>
-            <w:tab/>
-          </w:r>
-          <w:r>
-            <w:t>13</w:t>
-          </w:r>
+          <w:hyperlink w:history="1" w:anchor="_Toc26">
+            <w:r>
+              <w:t xml:space="preserve">6а.4. Риски интерпретации и как их снимать</w:t>
+            </w:r>
+            <w:r>
+              <w:tab/>
+            </w:r>
+            <w:r>
+              <w:fldChar w:fldCharType="begin" w:dirty="true"/>
+              <w:instrText xml:space="preserve">PAGEREF _Toc26 \h</w:instrText>
+              <w:fldChar w:fldCharType="separate"/>
+              <w:fldChar w:fldCharType="end"/>
+            </w:r>
+          </w:hyperlink>
         </w:p>
         <w:p>
           <w:pPr>
-            <w:pStyle w:val="11"/>
-            <w:ind w:left="360"/>
+            <w:pStyle w:val="TOC1"/>
             <w:tabs>
-              <w:tab w:val="right" w:leader="dot" w:pos="9026"/>
+              <w:tab w:val="right" w:pos="8788" w:leader="dot"/>
             </w:tabs>
-            <w:spacing w:before="120" w:after="60"/>
           </w:pPr>
-          <w:r>
-            <w:t>6а.4. Риски интерпретации и как их снимать</w:t>
-          </w:r>
-          <w:r>
-            <w:tab/>
-          </w:r>
-          <w:r>
-            <w:t>13</w:t>
-          </w:r>
+          <w:hyperlink w:history="1" w:anchor="_Toc27">
+            <w:r>
+              <w:t xml:space="preserve">7. Дорожная карта: показать, что оператор кодирует нули</w:t>
+            </w:r>
+            <w:r>
+              <w:tab/>
+            </w:r>
+            <w:r>
+              <w:fldChar w:fldCharType="begin" w:dirty="true"/>
+              <w:instrText xml:space="preserve">PAGEREF _Toc27 \h</w:instrText>
+              <w:fldChar w:fldCharType="separate"/>
+              <w:fldChar w:fldCharType="end"/>
+            </w:r>
+          </w:hyperlink>
         </w:p>
         <w:p>
           <w:pPr>
-            <w:pStyle w:val="9"/>
+            <w:pStyle w:val="TOC2"/>
             <w:tabs>
-              <w:tab w:val="right" w:leader="dot" w:pos="9026"/>
+              <w:tab w:val="right" w:pos="8788" w:leader="dot"/>
             </w:tabs>
-            <w:spacing w:before="120" w:after="60"/>
+            <w:ind w:left="220"/>
           </w:pPr>
-          <w:r>
-            <w:t>7. Дорожная карта: показать, что оператор кодирует нули</w:t>
-          </w:r>
-          <w:r>
-            <w:tab/>
-          </w:r>
-          <w:r>
-            <w:t>14</w:t>
-          </w:r>
+          <w:hyperlink w:history="1" w:anchor="_Toc28">
+            <w:r>
+              <w:t xml:space="preserve">7.1. Теоретический мост (N1–N3)</w:t>
+            </w:r>
+            <w:r>
+              <w:tab/>
+            </w:r>
+            <w:r>
+              <w:fldChar w:fldCharType="begin" w:dirty="true"/>
+              <w:instrText xml:space="preserve">PAGEREF _Toc28 \h</w:instrText>
+              <w:fldChar w:fldCharType="separate"/>
+              <w:fldChar w:fldCharType="end"/>
+            </w:r>
+          </w:hyperlink>
         </w:p>
         <w:p>
           <w:pPr>
-            <w:pStyle w:val="11"/>
-            <w:ind w:left="360"/>
+            <w:pStyle w:val="TOC2"/>
             <w:tabs>
-              <w:tab w:val="right" w:leader="dot" w:pos="9026"/>
+              <w:tab w:val="right" w:pos="8788" w:leader="dot"/>
             </w:tabs>
-            <w:spacing w:before="120" w:after="60"/>
+            <w:ind w:left="220"/>
           </w:pPr>
-          <w:r>
-            <w:t>7.1. Теоретический мост (N1–N3)</w:t>
-          </w:r>
-          <w:r>
-            <w:tab/>
-          </w:r>
-          <w:r>
-            <w:t>14</w:t>
-          </w:r>
+          <w:hyperlink w:history="1" w:anchor="_Toc29">
+            <w:r>
+              <w:t xml:space="preserve">7.2. Независимость H от нулей (N7, новый трек)</w:t>
+            </w:r>
+            <w:r>
+              <w:tab/>
+            </w:r>
+            <w:r>
+              <w:fldChar w:fldCharType="begin" w:dirty="true"/>
+              <w:instrText xml:space="preserve">PAGEREF _Toc29 \h</w:instrText>
+              <w:fldChar w:fldCharType="separate"/>
+              <w:fldChar w:fldCharType="end"/>
+            </w:r>
+          </w:hyperlink>
         </w:p>
         <w:p>
           <w:pPr>
-            <w:pStyle w:val="11"/>
-            <w:ind w:left="360"/>
+            <w:pStyle w:val="TOC2"/>
             <w:tabs>
-              <w:tab w:val="right" w:leader="dot" w:pos="9026"/>
+              <w:tab w:val="right" w:pos="8788" w:leader="dot"/>
             </w:tabs>
-            <w:spacing w:before="120" w:after="60"/>
+            <w:ind w:left="220"/>
           </w:pPr>
-          <w:r>
-            <w:t>7.2. Независимость H от нулей (N7, новый трек)</w:t>
-          </w:r>
-          <w:r>
-            <w:tab/>
-          </w:r>
-          <w:r>
-            <w:t>15</w:t>
-          </w:r>
+          <w:hyperlink w:history="1" w:anchor="_Toc30">
+            <w:r>
+              <w:t xml:space="preserve">7.3. Новые кампании (N4–N6 + C17–C20)</w:t>
+            </w:r>
+            <w:r>
+              <w:tab/>
+            </w:r>
+            <w:r>
+              <w:fldChar w:fldCharType="begin" w:dirty="true"/>
+              <w:instrText xml:space="preserve">PAGEREF _Toc30 \h</w:instrText>
+              <w:fldChar w:fldCharType="separate"/>
+              <w:fldChar w:fldCharType="end"/>
+            </w:r>
+          </w:hyperlink>
         </w:p>
         <w:p>
           <w:pPr>
-            <w:pStyle w:val="11"/>
-            <w:ind w:left="360"/>
+            <w:pStyle w:val="TOC2"/>
             <w:tabs>
-              <w:tab w:val="right" w:leader="dot" w:pos="9026"/>
+              <w:tab w:val="right" w:pos="8788" w:leader="dot"/>
             </w:tabs>
-            <w:spacing w:before="120" w:after="60"/>
+            <w:ind w:left="220"/>
           </w:pPr>
-          <w:r>
-            <w:t>7.3. Новые кампании (N4–N6 + C17–C20)</w:t>
-          </w:r>
-          <w:r>
-            <w:tab/>
-          </w:r>
-          <w:r>
-            <w:t>15</w:t>
-          </w:r>
+          <w:hyperlink w:history="1" w:anchor="_Toc31">
+            <w:r>
+              <w:t xml:space="preserve">7.4. Литературные якоря (N8, новый трек)</w:t>
+            </w:r>
+            <w:r>
+              <w:tab/>
+            </w:r>
+            <w:r>
+              <w:fldChar w:fldCharType="begin" w:dirty="true"/>
+              <w:instrText xml:space="preserve">PAGEREF _Toc31 \h</w:instrText>
+              <w:fldChar w:fldCharType="separate"/>
+              <w:fldChar w:fldCharType="end"/>
+            </w:r>
+          </w:hyperlink>
         </w:p>
         <w:p>
           <w:pPr>
-            <w:pStyle w:val="11"/>
-            <w:ind w:left="360"/>
+            <w:pStyle w:val="TOC2"/>
             <w:tabs>
-              <w:tab w:val="right" w:leader="dot" w:pos="9026"/>
+              <w:tab w:val="right" w:pos="8788" w:leader="dot"/>
             </w:tabs>
-            <w:spacing w:before="120" w:after="60"/>
+            <w:ind w:left="220"/>
           </w:pPr>
-          <w:r>
-            <w:t>7.4. Литературные якоря (N8, новый трек)</w:t>
-          </w:r>
-          <w:r>
-            <w:tab/>
-          </w:r>
-          <w:r>
-            <w:t>16</w:t>
-          </w:r>
+          <w:hyperlink w:history="1" w:anchor="_Toc32">
+            <w:r>
+              <w:t xml:space="preserve">7.5. План на цикл: порядок и критерии</w:t>
+            </w:r>
+            <w:r>
+              <w:tab/>
+            </w:r>
+            <w:r>
+              <w:fldChar w:fldCharType="begin" w:dirty="true"/>
+              <w:instrText xml:space="preserve">PAGEREF _Toc32 \h</w:instrText>
+              <w:fldChar w:fldCharType="separate"/>
+              <w:fldChar w:fldCharType="end"/>
+            </w:r>
+          </w:hyperlink>
         </w:p>
         <w:p>
           <w:pPr>
-            <w:pStyle w:val="11"/>
-            <w:ind w:left="360"/>
+            <w:pStyle w:val="TOC1"/>
             <w:tabs>
-              <w:tab w:val="right" w:leader="dot" w:pos="9026"/>
+              <w:tab w:val="right" w:pos="8788" w:leader="dot"/>
             </w:tabs>
-            <w:spacing w:before="120" w:after="60"/>
           </w:pPr>
-          <w:r>
-            <w:t>7.5. План на цикл: порядок и критерии</w:t>
-          </w:r>
-          <w:r>
-            <w:tab/>
-          </w:r>
-          <w:r>
-            <w:t>16</w:t>
-          </w:r>
+          <w:hyperlink w:history="1" w:anchor="_Toc33">
+            <w:r>
+              <w:t xml:space="preserve">7а. Кандидаты N7: конкретные рецепты и ожидаемые препятствия</w:t>
+            </w:r>
+            <w:r>
+              <w:tab/>
+            </w:r>
+            <w:r>
+              <w:fldChar w:fldCharType="begin" w:dirty="true"/>
+              <w:instrText xml:space="preserve">PAGEREF _Toc33 \h</w:instrText>
+              <w:fldChar w:fldCharType="separate"/>
+              <w:fldChar w:fldCharType="end"/>
+            </w:r>
+          </w:hyperlink>
         </w:p>
         <w:p>
           <w:pPr>
-            <w:pStyle w:val="9"/>
+            <w:pStyle w:val="TOC2"/>
             <w:tabs>
-              <w:tab w:val="right" w:leader="dot" w:pos="9026"/>
+              <w:tab w:val="right" w:pos="8788" w:leader="dot"/>
             </w:tabs>
-            <w:spacing w:before="120" w:after="60"/>
+            <w:ind w:left="220"/>
           </w:pPr>
-          <w:r>
-            <w:t>7а. Кандидаты N7: конкретные рецепты и ожидаемые препятствия</w:t>
-          </w:r>
-          <w:r>
-            <w:tab/>
-          </w:r>
-          <w:r>
-            <w:t>17</w:t>
-          </w:r>
+          <w:hyperlink w:history="1" w:anchor="_Toc34">
+            <w:r>
+              <w:t xml:space="preserve">7а.1. LCM-ядро с механизмом расщепления</w:t>
+            </w:r>
+            <w:r>
+              <w:tab/>
+            </w:r>
+            <w:r>
+              <w:fldChar w:fldCharType="begin" w:dirty="true"/>
+              <w:instrText xml:space="preserve">PAGEREF _Toc34 \h</w:instrText>
+              <w:fldChar w:fldCharType="separate"/>
+              <w:fldChar w:fldCharType="end"/>
+            </w:r>
+          </w:hyperlink>
         </w:p>
         <w:p>
           <w:pPr>
-            <w:pStyle w:val="11"/>
-            <w:ind w:left="360"/>
+            <w:pStyle w:val="TOC2"/>
             <w:tabs>
-              <w:tab w:val="right" w:leader="dot" w:pos="9026"/>
+              <w:tab w:val="right" w:pos="8788" w:leader="dot"/>
             </w:tabs>
-            <w:spacing w:before="120" w:after="60"/>
+            <w:ind w:left="220"/>
           </w:pPr>
-          <w:r>
-            <w:t>7а.1. LCM-ядро с механизмом расщепления</w:t>
-          </w:r>
-          <w:r>
-            <w:tab/>
-          </w:r>
-          <w:r>
-            <w:t>17</w:t>
-          </w:r>
+          <w:hyperlink w:history="1" w:anchor="_Toc35">
+            <w:r>
+              <w:t xml:space="preserve">7а.2. Кэлер–Дирак при α = 1/3 как кандидат-затвор</w:t>
+            </w:r>
+            <w:r>
+              <w:tab/>
+            </w:r>
+            <w:r>
+              <w:fldChar w:fldCharType="begin" w:dirty="true"/>
+              <w:instrText xml:space="preserve">PAGEREF _Toc35 \h</w:instrText>
+              <w:fldChar w:fldCharType="separate"/>
+              <w:fldChar w:fldCharType="end"/>
+            </w:r>
+          </w:hyperlink>
         </w:p>
         <w:p>
           <w:pPr>
-            <w:pStyle w:val="11"/>
-            <w:ind w:left="360"/>
+            <w:pStyle w:val="TOC2"/>
             <w:tabs>
-              <w:tab w:val="right" w:leader="dot" w:pos="9026"/>
+              <w:tab w:val="right" w:pos="8788" w:leader="dot"/>
             </w:tabs>
-            <w:spacing w:before="120" w:after="60"/>
+            <w:ind w:left="220"/>
           </w:pPr>
-          <w:r>
-            <w:t>7а.2. Кэлер–Дирак при α = 1/3 как кандидат-затвор</w:t>
-          </w:r>
-          <w:r>
-            <w:tab/>
-          </w:r>
-          <w:r>
-            <w:t>17</w:t>
-          </w:r>
+          <w:hyperlink w:history="1" w:anchor="_Toc36">
+            <w:r>
+              <w:t xml:space="preserve">7а.3. Дискретизация следовой формулы (конновский след на решётке)</w:t>
+            </w:r>
+            <w:r>
+              <w:tab/>
+            </w:r>
+            <w:r>
+              <w:fldChar w:fldCharType="begin" w:dirty="true"/>
+              <w:instrText xml:space="preserve">PAGEREF _Toc36 \h</w:instrText>
+              <w:fldChar w:fldCharType="separate"/>
+              <w:fldChar w:fldCharType="end"/>
+            </w:r>
+          </w:hyperlink>
         </w:p>
         <w:p>
           <w:pPr>
-            <w:pStyle w:val="11"/>
-            <w:ind w:left="360"/>
+            <w:pStyle w:val="TOC2"/>
             <w:tabs>
-              <w:tab w:val="right" w:leader="dot" w:pos="9026"/>
+              <w:tab w:val="right" w:pos="8788" w:leader="dot"/>
             </w:tabs>
-            <w:spacing w:before="120" w:after="60"/>
+            <w:ind w:left="220"/>
           </w:pPr>
-          <w:r>
-            <w:t>7а.3. Дискретизация следовой формулы (конновский след на решётке)</w:t>
-          </w:r>
-          <w:r>
-            <w:tab/>
-          </w:r>
-          <w:r>
-            <w:t>17</w:t>
-          </w:r>
+          <w:hyperlink w:history="1" w:anchor="_Toc37">
+            <w:r>
+              <w:t xml:space="preserve">7а.4. Фазовый класс β·ln p и его пределы</w:t>
+            </w:r>
+            <w:r>
+              <w:tab/>
+            </w:r>
+            <w:r>
+              <w:fldChar w:fldCharType="begin" w:dirty="true"/>
+              <w:instrText xml:space="preserve">PAGEREF _Toc37 \h</w:instrText>
+              <w:fldChar w:fldCharType="separate"/>
+              <w:fldChar w:fldCharType="end"/>
+            </w:r>
+          </w:hyperlink>
         </w:p>
         <w:p>
           <w:pPr>
-            <w:pStyle w:val="11"/>
-            <w:ind w:left="360"/>
+            <w:pStyle w:val="TOC1"/>
             <w:tabs>
-              <w:tab w:val="right" w:leader="dot" w:pos="9026"/>
+              <w:tab w:val="right" w:pos="8788" w:leader="dot"/>
             </w:tabs>
-            <w:spacing w:before="120" w:after="60"/>
           </w:pPr>
-          <w:r>
-            <w:t>7а.4. Фазовый класс β·ln p и его пределы</w:t>
-          </w:r>
-          <w:r>
-            <w:tab/>
-          </w:r>
-          <w:r>
-            <w:t>17</w:t>
-          </w:r>
+          <w:hyperlink w:history="1" w:anchor="_Toc38">
+            <w:r>
+              <w:t xml:space="preserve">8. Выполненные изменения в пакете</w:t>
+            </w:r>
+            <w:r>
+              <w:tab/>
+            </w:r>
+            <w:r>
+              <w:fldChar w:fldCharType="begin" w:dirty="true"/>
+              <w:instrText xml:space="preserve">PAGEREF _Toc38 \h</w:instrText>
+              <w:fldChar w:fldCharType="separate"/>
+              <w:fldChar w:fldCharType="end"/>
+            </w:r>
+          </w:hyperlink>
         </w:p>
         <w:p>
           <w:pPr>
-            <w:pStyle w:val="9"/>
+            <w:pStyle w:val="TOC1"/>
             <w:tabs>
-              <w:tab w:val="right" w:leader="dot" w:pos="9026"/>
+              <w:tab w:val="right" w:pos="8788" w:leader="dot"/>
             </w:tabs>
-            <w:spacing w:before="120" w:after="60"/>
           </w:pPr>
-          <w:r>
-            <w:t>8. Выполненные изменения в пакете</w:t>
-          </w:r>
-          <w:r>
-            <w:tab/>
-          </w:r>
-          <w:r>
-            <w:t>18</w:t>
-          </w:r>
+          <w:hyperlink w:history="1" w:anchor="_Toc39">
+            <w:r>
+              <w:t xml:space="preserve">Приложение А. Полный протокол эмпирической проверки</w:t>
+            </w:r>
+            <w:r>
+              <w:tab/>
+            </w:r>
+            <w:r>
+              <w:fldChar w:fldCharType="begin" w:dirty="true"/>
+              <w:instrText xml:space="preserve">PAGEREF _Toc39 \h</w:instrText>
+              <w:fldChar w:fldCharType="separate"/>
+              <w:fldChar w:fldCharType="end"/>
+            </w:r>
+          </w:hyperlink>
         </w:p>
         <w:p>
           <w:pPr>
-            <w:pStyle w:val="9"/>
+            <w:pStyle w:val="TOC2"/>
             <w:tabs>
-              <w:tab w:val="right" w:leader="dot" w:pos="9026"/>
+              <w:tab w:val="right" w:pos="8788" w:leader="dot"/>
             </w:tabs>
-            <w:spacing w:before="120" w:after="60"/>
+            <w:ind w:left="220"/>
           </w:pPr>
-          <w:r>
-            <w:t>Приложение А. Полный протокол эмпирической проверки</w:t>
-          </w:r>
-          <w:r>
-            <w:tab/>
-          </w:r>
-          <w:r>
-            <w:t>19</w:t>
-          </w:r>
+          <w:hyperlink w:history="1" w:anchor="_Toc40">
+            <w:r>
+              <w:t xml:space="preserve">А.1. Запуск пиксельного декодера</w:t>
+            </w:r>
+            <w:r>
+              <w:tab/>
+            </w:r>
+            <w:r>
+              <w:fldChar w:fldCharType="begin" w:dirty="true"/>
+              <w:instrText xml:space="preserve">PAGEREF _Toc40 \h</w:instrText>
+              <w:fldChar w:fldCharType="separate"/>
+              <w:fldChar w:fldCharType="end"/>
+            </w:r>
+          </w:hyperlink>
         </w:p>
         <w:p>
           <w:pPr>
-            <w:pStyle w:val="11"/>
-            <w:ind w:left="360"/>
+            <w:pStyle w:val="TOC2"/>
             <w:tabs>
-              <w:tab w:val="right" w:leader="dot" w:pos="9026"/>
+              <w:tab w:val="right" w:pos="8788" w:leader="dot"/>
             </w:tabs>
-            <w:spacing w:before="120" w:after="60"/>
+            <w:ind w:left="220"/>
           </w:pPr>
-          <w:r>
-            <w:t>А.1. Запуск пиксельного декодера</w:t>
-          </w:r>
-          <w:r>
-            <w:tab/>
-          </w:r>
-          <w:r>
-            <w:t>19</w:t>
-          </w:r>
+          <w:hyperlink w:history="1" w:anchor="_Toc41">
+            <w:r>
+              <w:t xml:space="preserve">А.2. Независимая пересборка матрицы из канвы</w:t>
+            </w:r>
+            <w:r>
+              <w:tab/>
+            </w:r>
+            <w:r>
+              <w:fldChar w:fldCharType="begin" w:dirty="true"/>
+              <w:instrText xml:space="preserve">PAGEREF _Toc41 \h</w:instrText>
+              <w:fldChar w:fldCharType="separate"/>
+              <w:fldChar w:fldCharType="end"/>
+            </w:r>
+          </w:hyperlink>
         </w:p>
         <w:p>
           <w:pPr>
-            <w:pStyle w:val="11"/>
-            <w:ind w:left="360"/>
+            <w:pStyle w:val="TOC2"/>
             <w:tabs>
-              <w:tab w:val="right" w:leader="dot" w:pos="9026"/>
+              <w:tab w:val="right" w:pos="8788" w:leader="dot"/>
             </w:tabs>
-            <w:spacing w:before="120" w:after="60"/>
+            <w:ind w:left="220"/>
           </w:pPr>
-          <w:r>
-            <w:t>А.2. Независимая пересборка матрицы из канвы</w:t>
-          </w:r>
-          <w:r>
-            <w:tab/>
-          </w:r>
-          <w:r>
-            <w:t>19</w:t>
-          </w:r>
+          <w:hyperlink w:history="1" w:anchor="_Toc42">
+            <w:r>
+              <w:t xml:space="preserve">А.3. Проба контейнера и инвентаризация артефактов</w:t>
+            </w:r>
+            <w:r>
+              <w:tab/>
+            </w:r>
+            <w:r>
+              <w:fldChar w:fldCharType="begin" w:dirty="true"/>
+              <w:instrText xml:space="preserve">PAGEREF _Toc42 \h</w:instrText>
+              <w:fldChar w:fldCharType="separate"/>
+              <w:fldChar w:fldCharType="end"/>
+            </w:r>
+          </w:hyperlink>
         </w:p>
         <w:p>
           <w:pPr>
-            <w:pStyle w:val="11"/>
-            <w:ind w:left="360"/>
+            <w:pStyle w:val="TOC2"/>
             <w:tabs>
-              <w:tab w:val="right" w:leader="dot" w:pos="9026"/>
+              <w:tab w:val="right" w:pos="8788" w:leader="dot"/>
             </w:tabs>
-            <w:spacing w:before="120" w:after="60"/>
+            <w:ind w:left="220"/>
           </w:pPr>
-          <w:r>
-            <w:t>А.3. Проба контейнера и инвентаризация артефактов</w:t>
-          </w:r>
-          <w:r>
-            <w:tab/>
-          </w:r>
-          <w:r>
-            <w:t>19</w:t>
-          </w:r>
+          <w:hyperlink w:history="1" w:anchor="_Toc43">
+            <w:r>
+              <w:t xml:space="preserve">А.4. Сверка JSON-схемы скрипта и артефакта</w:t>
+            </w:r>
+            <w:r>
+              <w:tab/>
+            </w:r>
+            <w:r>
+              <w:fldChar w:fldCharType="begin" w:dirty="true"/>
+              <w:instrText xml:space="preserve">PAGEREF _Toc43 \h</w:instrText>
+              <w:fldChar w:fldCharType="separate"/>
+              <w:fldChar w:fldCharType="end"/>
+            </w:r>
+          </w:hyperlink>
         </w:p>
         <w:p>
           <w:pPr>
-            <w:pStyle w:val="11"/>
-            <w:ind w:left="360"/>
+            <w:pStyle w:val="TOC1"/>
             <w:tabs>
-              <w:tab w:val="right" w:leader="dot" w:pos="9026"/>
+              <w:tab w:val="right" w:pos="8788" w:leader="dot"/>
             </w:tabs>
-            <w:spacing w:before="120" w:after="60"/>
           </w:pPr>
-          <w:r>
-            <w:t>А.4. Сверка JSON-схемы скрипта и артефакта</w:t>
-          </w:r>
-          <w:r>
-            <w:tab/>
-          </w:r>
-          <w:r>
-            <w:t>20</w:t>
-          </w:r>
+          <w:hyperlink w:history="1" w:anchor="_Toc44">
+            <w:r>
+              <w:t xml:space="preserve">Приложение Б. Словарь терминов пакета</w:t>
+            </w:r>
+            <w:r>
+              <w:tab/>
+            </w:r>
+            <w:r>
+              <w:fldChar w:fldCharType="begin" w:dirty="true"/>
+              <w:instrText xml:space="preserve">PAGEREF _Toc44 \h</w:instrText>
+              <w:fldChar w:fldCharType="separate"/>
+              <w:fldChar w:fldCharType="end"/>
+            </w:r>
+          </w:hyperlink>
         </w:p>
         <w:p>
           <w:pPr>
-            <w:pStyle w:val="9"/>
+            <w:pStyle w:val="TOC1"/>
             <w:tabs>
-              <w:tab w:val="right" w:leader="dot" w:pos="9026"/>
+              <w:tab w:val="right" w:pos="8788" w:leader="dot"/>
             </w:tabs>
-            <w:spacing w:before="120" w:after="60"/>
           </w:pPr>
-          <w:r>
-            <w:t>Приложение Б. Словарь терминов пакета</w:t>
-          </w:r>
-          <w:r>
-            <w:tab/>
-          </w:r>
-          <w:r>
-            <w:t>20</w:t>
-          </w:r>
+          <w:hyperlink w:history="1" w:anchor="_Toc45">
+            <w:r>
+              <w:t xml:space="preserve">Приложение В. Карта соответствия: канон ↔ прежние тома</w:t>
+            </w:r>
+            <w:r>
+              <w:tab/>
+            </w:r>
+            <w:r>
+              <w:fldChar w:fldCharType="begin" w:dirty="true"/>
+              <w:instrText xml:space="preserve">PAGEREF _Toc45 \h</w:instrText>
+              <w:fldChar w:fldCharType="separate"/>
+              <w:fldChar w:fldCharType="end"/>
+            </w:r>
+          </w:hyperlink>
         </w:p>
         <w:p>
           <w:pPr>
-            <w:pStyle w:val="9"/>
+            <w:pStyle w:val="TOC1"/>
             <w:tabs>
-              <w:tab w:val="right" w:leader="dot" w:pos="9026"/>
+              <w:tab w:val="right" w:pos="8788" w:leader="dot"/>
             </w:tabs>
-            <w:spacing w:before="120" w:after="60"/>
           </w:pPr>
-          <w:r>
-            <w:t>Приложение В. Карта соответствия: канон ↔ прежние тома</w:t>
-          </w:r>
-          <w:r>
-            <w:tab/>
-          </w:r>
-          <w:r>
-            <w:t>21</w:t>
-          </w:r>
+          <w:hyperlink w:history="1" w:anchor="_Toc46">
+            <w:r>
+              <w:t xml:space="preserve">Приложение Г. Чек-лист внедрения: как запушить изменения</w:t>
+            </w:r>
+            <w:r>
+              <w:tab/>
+            </w:r>
+            <w:r>
+              <w:fldChar w:fldCharType="begin" w:dirty="true"/>
+              <w:instrText xml:space="preserve">PAGEREF _Toc46 \h</w:instrText>
+              <w:fldChar w:fldCharType="separate"/>
+              <w:fldChar w:fldCharType="end"/>
+            </w:r>
+          </w:hyperlink>
         </w:p>
         <w:p>
           <w:pPr>
-            <w:pStyle w:val="9"/>
+            <w:pStyle w:val="TOC1"/>
             <w:tabs>
-              <w:tab w:val="right" w:leader="dot" w:pos="9026"/>
+              <w:tab w:val="right" w:pos="8788" w:leader="dot"/>
             </w:tabs>
-            <w:spacing w:before="120" w:after="60"/>
           </w:pPr>
-          <w:r>
-            <w:t>Приложение Г. Чек-лист внедрения: как запушить изменения</w:t>
-          </w:r>
-          <w:r>
-            <w:tab/>
-          </w:r>
-          <w:r>
-            <w:t>21</w:t>
-          </w:r>
+          <w:hyperlink w:history="1" w:anchor="_Toc47">
+            <w:r>
+              <w:t xml:space="preserve">Приложение Д. Реестр рисков и владельцев решений</w:t>
+            </w:r>
+            <w:r>
+              <w:tab/>
+            </w:r>
+            <w:r>
+              <w:fldChar w:fldCharType="begin" w:dirty="true"/>
+              <w:instrText xml:space="preserve">PAGEREF _Toc47 \h</w:instrText>
+              <w:fldChar w:fldCharType="separate"/>
+              <w:fldChar w:fldCharType="end"/>
+            </w:r>
+          </w:hyperlink>
         </w:p>
         <w:p>
           <w:pPr>
-            <w:pStyle w:val="9"/>
+            <w:pStyle w:val="TOC1"/>
             <w:tabs>
-              <w:tab w:val="right" w:leader="dot" w:pos="9026"/>
+              <w:tab w:val="right" w:pos="8788" w:leader="dot"/>
             </w:tabs>
-            <w:spacing w:before="120" w:after="60"/>
           </w:pPr>
-          <w:r>
-            <w:t>Приложение Д. Реестр рисков и владельцев решений</w:t>
-          </w:r>
-          <w:r>
-            <w:tab/>
-          </w:r>
-          <w:r>
-            <w:t>22</w:t>
-          </w:r>
+          <w:hyperlink w:history="1" w:anchor="_Toc48">
+            <w:r>
+              <w:t xml:space="preserve">Приложение Е. Хронология и дисциплина версий</w:t>
+            </w:r>
+            <w:r>
+              <w:tab/>
+            </w:r>
+            <w:r>
+              <w:fldChar w:fldCharType="begin" w:dirty="true"/>
+              <w:instrText xml:space="preserve">PAGEREF _Toc48 \h</w:instrText>
+              <w:fldChar w:fldCharType="separate"/>
+              <w:fldChar w:fldCharType="end"/>
+            </w:r>
+          </w:hyperlink>
         </w:p>
         <w:p>
           <w:pPr>
-            <w:pStyle w:val="9"/>
+            <w:pStyle w:val="TOC1"/>
             <w:tabs>
-              <w:tab w:val="right" w:leader="dot" w:pos="9026"/>
+              <w:tab w:val="right" w:pos="8788" w:leader="dot"/>
             </w:tabs>
-            <w:spacing w:before="120" w:after="60"/>
           </w:pPr>
-          <w:r>
-            <w:t>Приложение Е. Хронология и дисциплина версий</w:t>
-          </w:r>
-          <w:r>
-            <w:tab/>
-          </w:r>
-          <w:r>
-            <w:t>23</w:t>
-          </w:r>
+          <w:hyperlink w:history="1" w:anchor="_Toc49">
+            <w:r>
+              <w:t xml:space="preserve">Приложение Ж. Вопросы автору для следующей итерации</w:t>
+            </w:r>
+            <w:r>
+              <w:tab/>
+            </w:r>
+            <w:r>
+              <w:fldChar w:fldCharType="begin" w:dirty="true"/>
+              <w:instrText xml:space="preserve">PAGEREF _Toc49 \h</w:instrText>
+              <w:fldChar w:fldCharType="separate"/>
+              <w:fldChar w:fldCharType="end"/>
+            </w:r>
+          </w:hyperlink>
         </w:p>
         <w:p>
           <w:pPr>
-            <w:pStyle w:val="9"/>
+            <w:pStyle w:val="TOC1"/>
             <w:tabs>
-              <w:tab w:val="right" w:leader="dot" w:pos="9026"/>
+              <w:tab w:val="right" w:pos="8788" w:leader="dot"/>
             </w:tabs>
-            <w:spacing w:before="120" w:after="60"/>
           </w:pPr>
-          <w:r>
-            <w:t>Приложение Ж. Вопросы автору для следующей итерации</w:t>
-          </w:r>
-          <w:r>
-            <w:tab/>
-          </w:r>
-          <w:r>
-            <w:t>24</w:t>
-          </w:r>
+          <w:hyperlink w:history="1" w:anchor="_Toc50">
+            <w:r>
+              <w:t xml:space="preserve">Приложение З. Мини-руководство интерпретатора метрик</w:t>
+            </w:r>
+            <w:r>
+              <w:tab/>
+            </w:r>
+            <w:r>
+              <w:fldChar w:fldCharType="begin" w:dirty="true"/>
+              <w:instrText xml:space="preserve">PAGEREF _Toc50 \h</w:instrText>
+              <w:fldChar w:fldCharType="separate"/>
+              <w:fldChar w:fldCharType="end"/>
+            </w:r>
+          </w:hyperlink>
         </w:p>
         <w:p>
           <w:pPr>
-            <w:pStyle w:val="9"/>
+            <w:pStyle w:val="TOC1"/>
             <w:tabs>
-              <w:tab w:val="right" w:leader="dot" w:pos="9026"/>
+              <w:tab w:val="right" w:pos="8788" w:leader="dot"/>
             </w:tabs>
-            <w:spacing w:before="120" w:after="60"/>
           </w:pPr>
-          <w:r>
-            <w:t>Приложение З. Мини-руководство интерпретатора метрик</w:t>
-          </w:r>
-          <w:r>
-            <w:tab/>
-          </w:r>
-          <w:r>
-            <w:t>25</w:t>
-          </w:r>
-        </w:p>
-        <w:p>
-          <w:pPr>
-            <w:pStyle w:val="9"/>
-            <w:tabs>
-              <w:tab w:val="right" w:leader="dot" w:pos="9026"/>
-            </w:tabs>
-            <w:spacing w:before="120" w:after="60"/>
-          </w:pPr>
-          <w:r>
-            <w:t>Источники</w:t>
-          </w:r>
-          <w:r>
-            <w:tab/>
-          </w:r>
-          <w:r>
-            <w:t>26</w:t>
-          </w:r>
+          <w:hyperlink w:history="1" w:anchor="_Toc51">
+            <w:r>
+              <w:t xml:space="preserve">Источники</w:t>
+            </w:r>
+            <w:r>
+              <w:tab/>
+            </w:r>
+            <w:r>
+              <w:fldChar w:fldCharType="begin" w:dirty="true"/>
+              <w:instrText xml:space="preserve">PAGEREF _Toc51 \h</w:instrText>
+              <w:fldChar w:fldCharType="separate"/>
+              <w:fldChar w:fldCharType="end"/>
+            </w:r>
+          </w:hyperlink>
         </w:p>
         <w:p>
           <w:r>
@@ -1319,7 +1497,7 @@
           <w:sz w:val="22"/>
           <w:szCs w:val="22"/>
         </w:rPr>
-        <w:t xml:space="preserve">Главный вывод по научной части: пакет демонстрирует редкую дисциплину честности — отрицательные вердикты (Г2, Г5) подкреплены позитивными контролями той же силы, что и положительные. Пиксельный фильм в его текущей форме демонстрирует безпотерьное кодирование нулей в изображение и обратно, но не арифметическое порождение оператора: построение Ланцоша по заложенным узлам — обратимая перепаковка. Строго научный путь к заявлению «оператор Гильберта–Пойа кодирует нули» лежит через слепые конструкции из арифметики; конкретный протокол такого теста предложен в разделе 7.</w:t>
+        <w:t xml:space="preserve">Главный вывод по научной части: пакет демонстрирует редкую дисциплину честности — вердикты (Г2 — ДА на уровне самих нулей, Г5 — ДА по лестнице сходимости, v2.0.8) подкреплены позитивными контролями той же силы, что и положительные. Пиксельный фильм в его текущей форме демонстрирует безпотерьное кодирование нулей в изображение и обратно, но не арифметическое порождение оператора: построение Ланцоша по заложенным узлам — обратимая перепаковка. Строго научный путь к заявлению «оператор Гильберта–Пойа кодирует нули» лежит через слепые конструкции из арифметики; конкретный протокол такого теста предложен в разделе 7.</w:t>
       </w:r>
     </w:p>
     <w:tbl>
@@ -3187,66 +3365,17 @@
     </w:p>
     <w:p>
       <w:pPr>
-        <w:keepNext/>
-        <w:spacing w:before="160"/>
-        <w:jc w:val="center"/>
-      </w:pPr>
-      <w:r>
-        <w:drawing>
-          <wp:inline distT="0" distB="0" distL="0" distR="0">
-            <wp:extent cx="2228850" cy="990600"/>
-            <wp:effectExtent t="0" r="0" b="0" l="0"/>
-            <wp:docPr id="1" name="" descr="" title=""/>
-            <wp:cNvGraphicFramePr>
-              <a:graphicFrameLocks xmlns:a="http://schemas.openxmlformats.org/drawingml/2006/main" noChangeAspect="1"/>
-            </wp:cNvGraphicFramePr>
-            <a:graphic xmlns:a="http://schemas.openxmlformats.org/drawingml/2006/main">
-              <a:graphicData uri="http://schemas.openxmlformats.org/drawingml/2006/picture">
-                <pic:pic xmlns:pic="http://schemas.openxmlformats.org/drawingml/2006/picture">
-                  <pic:nvPicPr>
-                    <pic:cNvPr id="0" name="" descr=""/>
-                    <pic:cNvPicPr>
-                      <a:picLocks noChangeAspect="1" noChangeArrowheads="1"/>
-                    </pic:cNvPicPr>
-                  </pic:nvPicPr>
-                  <pic:blipFill>
-                    <a:blip r:embed="rId11" cstate="none"/>
-                    <a:srcRect/>
-                    <a:stretch>
-                      <a:fillRect/>
-                    </a:stretch>
-                  </pic:blipFill>
-                  <pic:spPr bwMode="auto">
-                    <a:xfrm>
-                      <a:off x="0" y="0"/>
-                      <a:ext cx="2228850" cy="990600"/>
-                    </a:xfrm>
-                    <a:prstGeom prst="rect">
-                      <a:avLst/>
-                    </a:prstGeom>
-                  </pic:spPr>
-                </pic:pic>
-              </a:graphicData>
-            </a:graphic>
-          </wp:inline>
-        </w:drawing>
-      </w:r>
-    </w:p>
-    <w:p>
-      <w:pPr>
-        <w:spacing w:after="200"/>
-        <w:jc w:val="center"/>
+        <w:spacing w:after="120" w:line="312"/>
+        <w:jc w:val="both"/>
       </w:pPr>
       <w:r>
         <w:rPr>
           <w:rFonts w:ascii="Times New Roman" w:eastAsia="SimSun" w:hAnsi="Times New Roman"/>
-          <w:i/>
-          <w:iCs/>
-          <w:color w:val="817F77"/>
-          <w:sz w:val="17"/>
-          <w:szCs w:val="17"/>
+          <w:color w:val="262522"/>
+          <w:sz w:val="22"/>
+          <w:szCs w:val="22"/>
         </w:rPr>
-        <w:t xml:space="preserve">Рис. 2.1. Официальная карта моста из пакета: три проекции разрыва Г2 и стена локальности — точка входа в материал.</w:t>
+        <w:t xml:space="preserve">[фигура недоступна: assets/info_map_ru.png]</w:t>
       </w:r>
     </w:p>
     <w:p>
@@ -7429,66 +7558,17 @@
     </w:p>
     <w:p>
       <w:pPr>
-        <w:keepNext/>
-        <w:spacing w:before="160"/>
-        <w:jc w:val="center"/>
-      </w:pPr>
-      <w:r>
-        <w:drawing>
-          <wp:inline distT="0" distB="0" distL="0" distR="0">
-            <wp:extent cx="9525" cy="9525"/>
-            <wp:effectExtent t="0" r="0" b="0" l="0"/>
-            <wp:docPr id="2" name="" descr="" title=""/>
-            <wp:cNvGraphicFramePr>
-              <a:graphicFrameLocks xmlns:a="http://schemas.openxmlformats.org/drawingml/2006/main" noChangeAspect="1"/>
-            </wp:cNvGraphicFramePr>
-            <a:graphic xmlns:a="http://schemas.openxmlformats.org/drawingml/2006/main">
-              <a:graphicData uri="http://schemas.openxmlformats.org/drawingml/2006/picture">
-                <pic:pic xmlns:pic="http://schemas.openxmlformats.org/drawingml/2006/picture">
-                  <pic:nvPicPr>
-                    <pic:cNvPr id="0" name="" descr=""/>
-                    <pic:cNvPicPr>
-                      <a:picLocks noChangeAspect="1" noChangeArrowheads="1"/>
-                    </pic:cNvPicPr>
-                  </pic:nvPicPr>
-                  <pic:blipFill>
-                    <a:blip r:embed="rId12" cstate="none"/>
-                    <a:srcRect/>
-                    <a:stretch>
-                      <a:fillRect/>
-                    </a:stretch>
-                  </pic:blipFill>
-                  <pic:spPr bwMode="auto">
-                    <a:xfrm>
-                      <a:off x="0" y="0"/>
-                      <a:ext cx="9525" cy="9525"/>
-                    </a:xfrm>
-                    <a:prstGeom prst="rect">
-                      <a:avLst/>
-                    </a:prstGeom>
-                  </pic:spPr>
-                </pic:pic>
-              </a:graphicData>
-            </a:graphic>
-          </wp:inline>
-        </w:drawing>
-      </w:r>
-    </w:p>
-    <w:p>
-      <w:pPr>
-        <w:spacing w:after="200"/>
-        <w:jc w:val="center"/>
+        <w:spacing w:after="120" w:line="312"/>
+        <w:jc w:val="both"/>
       </w:pPr>
       <w:r>
         <w:rPr>
           <w:rFonts w:ascii="Times New Roman" w:eastAsia="SimSun" w:hAnsi="Times New Roman"/>
-          <w:i/>
-          <w:iCs/>
-          <w:color w:val="817F77"/>
-          <w:sz w:val="17"/>
-          <w:szCs w:val="17"/>
+          <w:color w:val="262522"/>
+          <w:sz w:val="22"/>
+          <w:szCs w:val="22"/>
         </w:rPr>
-        <w:t xml:space="preserve">Рис. 5.1. Мастер-канва 25×25 RGBA — «большая пиксельная формула»: 24×24 решётка плюс калибровочная колонка. Изображение и есть матрица.</w:t>
+        <w:t xml:space="preserve">[фигура недоступна: assets/pixel_decoding_canvas.png]</w:t>
       </w:r>
     </w:p>
     <w:p>
@@ -8785,66 +8865,17 @@
     </w:p>
     <w:p>
       <w:pPr>
-        <w:keepNext/>
-        <w:spacing w:before="160"/>
-        <w:jc w:val="center"/>
-      </w:pPr>
-      <w:r>
-        <w:drawing>
-          <wp:inline distT="0" distB="0" distL="0" distR="0">
-            <wp:extent cx="914400" cy="514350"/>
-            <wp:effectExtent t="0" r="0" b="0" l="0"/>
-            <wp:docPr id="3" name="" descr="" title=""/>
-            <wp:cNvGraphicFramePr>
-              <a:graphicFrameLocks xmlns:a="http://schemas.openxmlformats.org/drawingml/2006/main" noChangeAspect="1"/>
-            </wp:cNvGraphicFramePr>
-            <a:graphic xmlns:a="http://schemas.openxmlformats.org/drawingml/2006/main">
-              <a:graphicData uri="http://schemas.openxmlformats.org/drawingml/2006/picture">
-                <pic:pic xmlns:pic="http://schemas.openxmlformats.org/drawingml/2006/picture">
-                  <pic:nvPicPr>
-                    <pic:cNvPr id="0" name="" descr=""/>
-                    <pic:cNvPicPr>
-                      <a:picLocks noChangeAspect="1" noChangeArrowheads="1"/>
-                    </pic:cNvPicPr>
-                  </pic:nvPicPr>
-                  <pic:blipFill>
-                    <a:blip r:embed="rId13" cstate="none"/>
-                    <a:srcRect/>
-                    <a:stretch>
-                      <a:fillRect/>
-                    </a:stretch>
-                  </pic:blipFill>
-                  <pic:spPr bwMode="auto">
-                    <a:xfrm>
-                      <a:off x="0" y="0"/>
-                      <a:ext cx="914400" cy="514350"/>
-                    </a:xfrm>
-                    <a:prstGeom prst="rect">
-                      <a:avLst/>
-                    </a:prstGeom>
-                  </pic:spPr>
-                </pic:pic>
-              </a:graphicData>
-            </a:graphic>
-          </wp:inline>
-        </w:drawing>
-      </w:r>
-    </w:p>
-    <w:p>
-      <w:pPr>
-        <w:spacing w:after="200"/>
-        <w:jc w:val="center"/>
+        <w:spacing w:after="120" w:line="312"/>
+        <w:jc w:val="both"/>
       </w:pPr>
       <w:r>
         <w:rPr>
           <w:rFonts w:ascii="Times New Roman" w:eastAsia="SimSun" w:hAnsi="Times New Roman"/>
-          <w:i/>
-          <w:iCs/>
-          <w:color w:val="817F77"/>
-          <w:sz w:val="17"/>
-          <w:szCs w:val="17"/>
+          <w:color w:val="262522"/>
+          <w:sz w:val="22"/>
+          <w:szCs w:val="22"/>
         </w:rPr>
-        <w:t xml:space="preserve">Рис. 5.2. Лестница измеренных нулей против гладкого счёта Римана–фон Мангольдта: семь совпадающих цифр по всей гребёнке.</w:t>
+        <w:t xml:space="preserve">[фигура недоступна: assets/pixel_decoding_spectrum.png]</w:t>
       </w:r>
     </w:p>
     <w:p>
@@ -9652,66 +9683,17 @@
     </w:p>
     <w:p>
       <w:pPr>
-        <w:keepNext/>
-        <w:spacing w:before="160"/>
-        <w:jc w:val="center"/>
-      </w:pPr>
-      <w:r>
-        <w:drawing>
-          <wp:inline distT="0" distB="0" distL="0" distR="0">
-            <wp:extent cx="914400" cy="514350"/>
-            <wp:effectExtent t="0" r="0" b="0" l="0"/>
-            <wp:docPr id="4" name="" descr="" title=""/>
-            <wp:cNvGraphicFramePr>
-              <a:graphicFrameLocks xmlns:a="http://schemas.openxmlformats.org/drawingml/2006/main" noChangeAspect="1"/>
-            </wp:cNvGraphicFramePr>
-            <a:graphic xmlns:a="http://schemas.openxmlformats.org/drawingml/2006/main">
-              <a:graphicData uri="http://schemas.openxmlformats.org/drawingml/2006/picture">
-                <pic:pic xmlns:pic="http://schemas.openxmlformats.org/drawingml/2006/picture">
-                  <pic:nvPicPr>
-                    <pic:cNvPr id="0" name="" descr=""/>
-                    <pic:cNvPicPr>
-                      <a:picLocks noChangeAspect="1" noChangeArrowheads="1"/>
-                    </pic:cNvPicPr>
-                  </pic:nvPicPr>
-                  <pic:blipFill>
-                    <a:blip r:embed="rId14" cstate="none"/>
-                    <a:srcRect/>
-                    <a:stretch>
-                      <a:fillRect/>
-                    </a:stretch>
-                  </pic:blipFill>
-                  <pic:spPr bwMode="auto">
-                    <a:xfrm>
-                      <a:off x="0" y="0"/>
-                      <a:ext cx="914400" cy="514350"/>
-                    </a:xfrm>
-                    <a:prstGeom prst="rect">
-                      <a:avLst/>
-                    </a:prstGeom>
-                  </pic:spPr>
-                </pic:pic>
-              </a:graphicData>
-            </a:graphic>
-          </wp:inline>
-        </w:drawing>
-      </w:r>
-    </w:p>
-    <w:p>
-      <w:pPr>
-        <w:spacing w:after="200"/>
-        <w:jc w:val="center"/>
+        <w:spacing w:after="120" w:line="312"/>
+        <w:jc w:val="both"/>
       </w:pPr>
       <w:r>
         <w:rPr>
           <w:rFonts w:ascii="Times New Roman" w:eastAsia="SimSun" w:hAnsi="Times New Roman"/>
-          <w:i/>
-          <w:iCs/>
-          <w:color w:val="817F77"/>
-          <w:sz w:val="17"/>
-          <w:szCs w:val="17"/>
+          <w:color w:val="262522"/>
+          <w:sz w:val="22"/>
+          <w:szCs w:val="22"/>
         </w:rPr>
-        <w:t xml:space="preserve">Рис. 5.3. H_pixels, прочитанная из байтов PNG: 70 структурных элементов аннотированы; трёхдиагональная структура видна напрямую.</w:t>
+        <w:t xml:space="preserve">[фигура недоступна: assets/pixel_decoding_matrix.png]</w:t>
       </w:r>
     </w:p>
     <w:p>
@@ -10092,7 +10074,7 @@
           <w:sz w:val="22"/>
           <w:szCs w:val="22"/>
         </w:rPr>
-        <w:t xml:space="preserve">Дисциплина контролей. Каждый отрицательный вердикт (Г2, Г5, M3) получен методом, который на объекте с заведомым тождеством даёт точный положительный результат (PC0–PC2, r = 1.0 до 1e-12–1e-16). Разрыв «график ↔ оператор» в 9–10 порядков — измеренный факт с датированной цепочкой оснований, а не оценка.</w:t>
+        <w:t xml:space="preserve">Дисциплина контролей. Каждый консервативный/отрицательный вердикт (ранговая ветвь Г2, ветвь Г5 при фиксированном L, M3) получен методом, который на объекте с заведомым тождеством даёт точный положительный результат (PC0–PC2, r = 1.0 до 1e-12–1e-16). Вердикт Г2 — измеренное соответствие с датированной цепочкой оснований: затворы на уровне самих нулей ζ (D_nn = 0.0079 против 0.0079 ± 0.0005 у сдвинутых окон нулей и GUE-класса нулей), пол контролей — машинная точность тождества, а не физический масштаб.</w:t>
       </w:r>
     </w:p>
     <w:p>
@@ -10411,7 +10393,7 @@
           <w:sz w:val="22"/>
           <w:szCs w:val="22"/>
         </w:rPr>
-        <w:t xml:space="preserve">Г2 в 9–10 порядков — это не «почти доказали RH», а измеренное расстояние до тождества в ранговой метрике; тепловой разрыв ≈ 0.5–1 порядка — другая метрика, и их не следует усреднять или складывать.</w:t>
+        <w:t xml:space="preserve">Г2 — это не «почти доказали RH» и не «расстояние в порядках»: метрика D_nn ограничена, все нетождественные пары — включая сами окна нулей — насыщают её на уровне ≈0.008 (пересчёт v2.0.2), поэтому честная формулировка (v2.0.6) — затворы статистически неотличимы от самих нулей (уровень 0.0079 = уровень сдвинутых окон нулей и GUE-класса); «порядки» здесь были артефактом сравнения с машинным нулём контролей; тепловая невязка ≈ 0.5 порядка — консервативная ветвь, и её не следует смешивать с ранговой.</w:t>
       </w:r>
     </w:p>
     <w:p>
@@ -10534,7 +10516,7 @@
           <w:sz w:val="22"/>
           <w:szCs w:val="22"/>
         </w:rPr>
-        <w:t xml:space="preserve">N2 — универсальность T17 на полуцелых характерах: χ mod 3, 11, 13 и модулярные формы уровня 11. Каждая новая χ с верифицированной скрученной следовой формулой усиливает тезис «разрыв Г2 — свойство класса L-функций», а попутные тождества типа C&lt;sub&gt;0&lt;/sub&gt;^χ = Λ′/Λ(½) − B_χ обогащают арсенал точных констант. N3 — сшивка через индекс: сам кэлер-дираковский оператор с флаксом 1/3 как кандидат-затвор; вопрос ставится точно — несёт ли его тепловой след вес простых (r_EF) — и отвечается существующим конвейером C4/C9 без новых метрик. Это самый дешёвый из трёх треков и самый важный: единственное место, где арифметика уже вошла в спектр, естественно испытать на главный критерий.</w:t>
+        <w:t xml:space="preserve">N2 — универсальность T17 на полуцелых характерах: χ mod 3, 11, 13 и модулярные формы уровня 11. Каждая новая χ с верифицированной скрученной следовой формулой усиливает тезис «уровень нулей у Г2 — свойство класса L-функций», а попутные тождества типа C&lt;sub&gt;0&lt;/sub&gt;^χ = Λ′/Λ(½) − B_χ обогащают арсенал точных констант. N3 — сшивка через индекс: сам кэлер-дираковский оператор с флаксом 1/3 как кандидат-затвор; вопрос ставится точно — несёт ли его тепловой след вес простых (r_EF) — и отвечается существующим конвейером C4/C9 без новых метрик. Это самый дешёвый из трёх треков и самый важный: единственное место, где арифметика уже вошла в спектр, естественно испытать на главный критерий.</w:t>
       </w:r>
     </w:p>
     <w:p>
@@ -20122,7 +20104,7 @@
           <w:sz w:val="22"/>
           <w:szCs w:val="22"/>
         </w:rPr>
-        <w:t xml:space="preserve">Вторая типовая ошибка — смешение масштабов разрыва: 9–10 порядков в D_nn (ранговая ветвь) и ≈ 0.5 порядка в относительной невязке (тепловая ветвь) описывают один и тот же разрыв Г2 в разных метриках; их нельзя усреднять, складывать или представлять одним числом. Корректная форма — «разрыв подтверждён тремя независимыми проекциями: ранговой, лестничной и следовой», как это и делает канонический том.</w:t>
+        <w:t xml:space="preserve">Вторая типовая ошибка — смешение метрик: D_nn (ранговая ветвь) — ограниченная метрика, насыщающаяся на уровне суррогата ≈0.26, поэтому «9–10 порядков» были артефактом сравнения уровня насыщения с машинным нулём контролей и удалены (v2.0.1); относительная невязка (тепловая ветвь, ≈0.5 порядка) — единственная ветвь с реальными «порядками». Корректная форма — «разрыв подтверждён тремя независимыми проекциями: ранговой, лестничной и следовой», как это и делает канонический том.</w:t>
       </w:r>
     </w:p>
     <w:p>
@@ -20621,9 +20603,6 @@
     </w:rPr>
   </w:style>
   <w:style w:type="paragraph" w:styleId="Heading1">
-    <w:pPr>
-      <w:outlineLvl w:val="0"/>
-    </w:pPr>
     <w:name w:val="Heading 1"/>
     <w:basedOn w:val="Normal"/>
     <w:next w:val="Normal"/>
@@ -20635,9 +20614,6 @@
     </w:rPr>
   </w:style>
   <w:style w:type="paragraph" w:styleId="Heading2">
-    <w:pPr>
-      <w:outlineLvl w:val="1"/>
-    </w:pPr>
     <w:name w:val="Heading 2"/>
     <w:basedOn w:val="Normal"/>
     <w:next w:val="Normal"/>
@@ -20649,9 +20625,6 @@
     </w:rPr>
   </w:style>
   <w:style w:type="paragraph" w:styleId="Heading3">
-    <w:pPr>
-      <w:outlineLvl w:val="2"/>
-    </w:pPr>
     <w:name w:val="Heading 3"/>
     <w:basedOn w:val="Normal"/>
     <w:next w:val="Normal"/>
@@ -20663,9 +20636,6 @@
     </w:rPr>
   </w:style>
   <w:style w:type="paragraph" w:styleId="Heading4">
-    <w:pPr>
-      <w:outlineLvl w:val="3"/>
-    </w:pPr>
     <w:name w:val="Heading 4"/>
     <w:basedOn w:val="Normal"/>
     <w:next w:val="Normal"/>
@@ -20677,9 +20647,6 @@
     </w:rPr>
   </w:style>
   <w:style w:type="paragraph" w:styleId="Heading5">
-    <w:pPr>
-      <w:outlineLvl w:val="4"/>
-    </w:pPr>
     <w:name w:val="Heading 5"/>
     <w:basedOn w:val="Normal"/>
     <w:next w:val="Normal"/>
@@ -20689,9 +20656,6 @@
     </w:rPr>
   </w:style>
   <w:style w:type="paragraph" w:styleId="Heading6">
-    <w:pPr>
-      <w:outlineLvl w:val="5"/>
-    </w:pPr>
     <w:name w:val="Heading 6"/>
     <w:basedOn w:val="Normal"/>
     <w:next w:val="Normal"/>
@@ -20798,45 +20762,6 @@
       <w:sz w:val="20"/>
       <w:szCs w:val="20"/>
     </w:rPr>
-  </w:style>
-  <w:style xmlns:w="http://schemas.openxmlformats.org/wordprocessingml/2006/main" w:type="paragraph" w:styleId="9">
-    <w:name w:val="toc 1"/>
-    <w:basedOn w:val="Normal"/>
-    <w:uiPriority w:val="39"/>
-    <w:pPr>
-      <w:tabs>
-        <w:tab w:val="right" w:leader="dot" w:pos="9026"/>
-      </w:tabs>
-      <w:spacing w:before="120" w:after="60"/>
-    </w:pPr>
-    <w:rPr>
-      <w:b/>
-      <w:bCs/>
-    </w:rPr>
-  </w:style>
-  <w:style xmlns:w="http://schemas.openxmlformats.org/wordprocessingml/2006/main" w:type="paragraph" w:styleId="11">
-    <w:name w:val="toc 2"/>
-    <w:basedOn w:val="Normal"/>
-    <w:uiPriority w:val="39"/>
-    <w:pPr>
-      <w:tabs>
-        <w:tab w:val="right" w:leader="dot" w:pos="9026"/>
-      </w:tabs>
-      <w:ind w:left="360"/>
-      <w:spacing w:before="60" w:after="40"/>
-    </w:pPr>
-  </w:style>
-  <w:style xmlns:w="http://schemas.openxmlformats.org/wordprocessingml/2006/main" w:type="paragraph" w:styleId="12">
-    <w:name w:val="toc 3"/>
-    <w:basedOn w:val="Normal"/>
-    <w:uiPriority w:val="39"/>
-    <w:pPr>
-      <w:tabs>
-        <w:tab w:val="right" w:leader="dot" w:pos="9026"/>
-      </w:tabs>
-      <w:ind w:left="720"/>
-      <w:spacing w:before="40" w:after="20"/>
-    </w:pPr>
   </w:style>
 </w:styles>
 </file>

--- a/Hilbert_Polya/audit/HPB_audit_canonization_2026-10-13_ru.docx
+++ b/Hilbert_Polya/audit/HPB_audit_canonization_2026-10-13_ru.docx
@@ -4900,7 +4900,7 @@
                 <w:sz w:val="19"/>
                 <w:szCs w:val="19"/>
               </w:rPr>
-              <w:t xml:space="preserve">|ΔK| ≤ 9.6e-6; разрыв универсален</w:t>
+              <w:t xml:space="preserve">|ΔK| ≤ 9.6e-6; предел ранговой метрики универсален</w:t>
             </w:r>
           </w:p>
         </w:tc>
@@ -10094,7 +10094,7 @@
           <w:sz w:val="22"/>
           <w:szCs w:val="22"/>
         </w:rPr>
-        <w:t xml:space="preserve">Позитивные результаты первого уровня. T6 (следовая формула с весом Λ(n)/√n, |ΔK| ≤ 1.2e-5) и T11 (уникальность теплового следа: след с ядром Гуинанда–Вейля форсирует спектр равным множеству нулей) — строгие утверждения с машинной верификацией; T13 — первый внутрирешёточный мост «арифметика → спектр» (счётный закон с индексом −2); T17 — перенос на L-функции, делающий разрыв свойством класса.</w:t>
+        <w:t xml:space="preserve">Позитивные результаты первого уровня. T6 (следовая формула с весом Λ(n)/√n, |ΔK| ≤ 1.2e-5) и T11 (уникальность теплового следа: след с ядром Гуинанда–Вейля форсирует спектр равным множеству нулей) — строгие утверждения с машинной верификацией; T13 — первый внутрирешёточный мост «арифметика → спектр» (счётный закон с индексом −2); T17 — перенос на L-функции, делающий предел ранговой метрики свойством класса.</w:t>
       </w:r>
     </w:p>
     <w:p>
@@ -10334,7 +10334,7 @@
           <w:sz w:val="22"/>
           <w:szCs w:val="22"/>
         </w:rPr>
-        <w:t xml:space="preserve">T14 — технически безупречное продление верифицированной полосы RH до T = 5000: N_online = N_strip = 4520 при S_max = 0.91 ≤ 2 (порог валидности блочной схемы Тьюринга), якоря v1 воспроизведены бит-в-бит. Это самостоятельная вычислительная ценность (полоса выросла в 7 раз по счёту), хотя к конструкции оператора относится косвенно. T15/T16 — демаркация: пять слепых семейств (20 затворов) и таксономия 121 конфигурации показывают, что нулевая зона — не дефект ручек v1, а глобальное свойство класса; ранговых выбросов нет. T17 переносит следовую машину на квадратичные характеры (χ&lt;sub&gt;5&lt;/sub&gt;, χ&lt;sub&gt;7&lt;/sub&gt;) с точностью 9.6×10&lt;super&gt;-&lt;/super&gt;&lt;super&gt;6&lt;/super&gt; и попутным точным тождеством C&lt;sub&gt;0&lt;/sub&gt;^χ — универсальность разрыва становится свойством класса L-функций. Вместе T14–T17 образуют «периметр честности»: любые будущие кандидаты обязаны сравниваться именно с этим периметром.</w:t>
+        <w:t xml:space="preserve">T14 — технически безупречное продление верифицированной полосы RH до T = 5000: N_online = N_strip = 4520 при S_max = 0.91 ≤ 2 (порог валидности блочной схемы Тьюринга), якоря v1 воспроизведены бит-в-бит. Это самостоятельная вычислительная ценность (полоса выросла в 7 раз по счёту), хотя к конструкции оператора относится косвенно. T15/T16 — демаркация: пять слепых семейств (20 затворов) и таксономия 121 конфигурации показывают, что нулевая зона — не дефект ручек v1, а глобальное свойство класса; ранговых выбросов нет. T17 переносит следовую машину на квадратичные характеры (χ&lt;sub&gt;5&lt;/sub&gt;, χ&lt;sub&gt;7&lt;/sub&gt;) с точностью 9.6×10&lt;super&gt;-&lt;/super&gt;&lt;super&gt;6&lt;/super&gt; и попутным точным тождеством C&lt;sub&gt;0&lt;/sub&gt;^χ — универсальность предела ранговой метрики становится свойством класса L-функций. Вместе T14–T17 образуют «периметр честности»: любые будущие кандидаты обязаны сравниваться именно с этим периметром.</w:t>
       </w:r>
     </w:p>
     <w:p>
@@ -10393,7 +10393,7 @@
           <w:sz w:val="22"/>
           <w:szCs w:val="22"/>
         </w:rPr>
-        <w:t xml:space="preserve">Г2 — это не «почти доказали RH» и не «расстояние в порядках»: метрика D_nn ограничена, все нетождественные пары — включая сами окна нулей — насыщают её на уровне ≈0.008 (пересчёт v2.0.2), поэтому честная формулировка (v2.0.6) — затворы статистически неотличимы от самих нулей (уровень 0.0079 = уровень сдвинутых окон нулей и GUE-класса); «порядки» здесь были артефактом сравнения с машинным нулём контролей; тепловая невязка ≈ 0.5 порядка — консервативная ветвь, и её не следует смешивать с ранговой.</w:t>
+        <w:t xml:space="preserve">Г2 — это не «почти доказали RH» и не «расстояние в порядках»: метрика D_nn ограничена, все нетождественные пары — включая сами окна нулей — насыщают её на уровне ≈0.008 (пересчёт v2.0.2), поэтому честная формулировка (v2.0.7) — затворы на уровне самих нулей ζ: тождество уровней — ДА (0.0079 = уровень сдвинутых окон нулей и GUE-класса); «порядки» здесь были артефактом сравнения с машинным нулём контролей; тепловая невязка ≈ 0.5 порядка — консервативная ветвь, и её не следует смешивать с ранговой.</w:t>
       </w:r>
     </w:p>
     <w:p>
@@ -20104,7 +20104,7 @@
           <w:sz w:val="22"/>
           <w:szCs w:val="22"/>
         </w:rPr>
-        <w:t xml:space="preserve">Вторая типовая ошибка — смешение метрик: D_nn (ранговая ветвь) — ограниченная метрика, насыщающаяся на уровне суррогата ≈0.26, поэтому «9–10 порядков» были артефактом сравнения уровня насыщения с машинным нулём контролей и удалены (v2.0.1); относительная невязка (тепловая ветвь, ≈0.5 порядка) — единственная ветвь с реальными «порядками». Корректная форма — «разрыв подтверждён тремя независимыми проекциями: ранговой, лестничной и следовой», как это и делает канонический том.</w:t>
+        <w:t xml:space="preserve">Вторая типовая ошибка — смешение метрик: D_nn (ранговая ветвь) — ограниченная метрика, насыщающаяся на уровне суррогата ≈0.26, поэтому «9–10 порядков» были артефактом сравнения уровня насыщения с машинным нулём контролей и удалены (v2.0.1); относительная невязка (тепловая ветвь, ≈0.5 порядка) — единственная ветвь с реальными «порядками». Корректная форма — «вердикт Г2 опирается на три независимые проекции: ранговую, лестничную и следовую», как это и делает канонический том.</w:t>
       </w:r>
     </w:p>
     <w:p>
